--- a/러시아 인권변호사/9부/9부_6화_개인적_화해와_정리.docx
+++ b/러시아 인권변호사/9부/9부_6화_개인적_화해와_정리.docx
@@ -62,7 +62,7 @@
           <w:i w:val="0"/>
           <w:sz w:val="22"/>
         </w:rPr>
-        <w:t>5화 정당 대회에서 이리나가 공식 후보로 발표된 지 며칠 뒤, 가을. 료샤는 며칠에 걸쳐 스승 비코프(구금 중 투약 거부 끝에 사망), 아버지 니콜라이(지방 권력의 탄압 끝에 사망), 다리야 볼코바(탐사보도 기자), 올가 네스테로바(옥중 사망), 소꿉친구 파벨 그리신(2부의 배신, 3부의 속죄, 5부 5화 사법개혁 조사 중 청부 총격으로 사망), 6부 유세장 폭탄 테러로 숨진 이졸다, 그리고 키릴의 묘를 차례로 찾는다. 조야, 어머니 안나, 파벨의 아내 마리야가 각기 다른 구간에서 그의 곁을 지킨다.</w:t>
+        <w:t>5화 정당 대회에서 이리나가 공식 후보로 발표된 지 며칠 뒤, 가을. 료샤는 며칠에 걸쳐 스승 비코프(8일 구금 끝에 석방된 날 저녁 집에서 쓰러져 병원에서 숨짐), 아버지 니콜라이(지방 권력의 탄압 끝에 사망), 다리야 볼코바(탐사보도 기자), 올가 네스테로바(옥중 사망), 소꿉친구 파벨 그리신(2부의 배신, 3부의 속죄, 5부 5화 사법개혁 조사 중 청부 총격으로 사망), 6부 유세장 폭탄 테러로 숨진 이졸다, 그리고 키릴의 묘를 차례로 찾는다. 조야, 어머니 안나, 파벨의 아내 마리야가 각기 다른 구간에서 그의 곁을 지킨다.</w:t>
       </w:r>
     </w:p>
     <w:p>
@@ -292,7 +292,7 @@
           <w:i w:val="0"/>
           <w:sz w:val="22"/>
         </w:rPr>
-        <w:t>Я не про обиду. Я про долг. Вас держали в камере без лекарств, а потом вы умирали в больнице, и я сидел рядом и ничего не мог. С тех пор всё, что я делаю, — как будто ответ на тот день.</w:t>
+        <w:t>Я не про обиду. Я про долг. Вас держали в камере без лекарств. В тот же вечер, как отпустили, вы упали дома, а потом умирали в больнице, и я сидел рядом и ничего не мог. С тех пор всё, что я делаю, — как будто ответ на тот день.</w:t>
       </w:r>
     </w:p>
     <w:p>
@@ -371,7 +371,7 @@
           <w:i w:val="0"/>
           <w:sz w:val="22"/>
         </w:rPr>
-        <w:t>Говорил: «Лёша будет носить это всю жизнь. Жаль. Хотелось бы, чтобы он носил что-нибудь полегче».</w:t>
+        <w:t>Говорил: «Алексей будет носить это всю жизнь. Жаль. Хотелось бы, чтобы он носил что-нибудь полегче».</w:t>
       </w:r>
     </w:p>
     <w:p>
@@ -437,7 +437,7 @@
           <w:i w:val="0"/>
           <w:sz w:val="22"/>
         </w:rPr>
-        <w:t xml:space="preserve"> Я принёс закон. Первую страницу — так, как его приняли полтора года назад. Помните СИЗО, где с вами так обошлись? Теперь протокол любого задержания попадает в публичный архив в течение тридцати дней. Всех это не спасёт. Но спрятать станет труднее.</w:t>
+        <w:t xml:space="preserve"> Я принёс закон. Первую страницу — так, как его приняли два с половиной года назад. Помните СИЗО, где с вами так обошлись? Теперь протокол любого задержания попадает в публичный архив в течение тридцати дней. Всех это не спасёт. Но спрятать станет труднее.</w:t>
       </w:r>
     </w:p>
     <w:p>
@@ -2303,7 +2303,7 @@
           <w:i w:val="0"/>
           <w:sz w:val="22"/>
         </w:rPr>
-        <w:t xml:space="preserve"> С двенадцати лет за одной партой. Потом разошлись: ты — в корпоративные юристы, с ипотекой и клиентами, которые не любят шума, я — в контору с протекающим потолком. И встретились снова, когда посадили Виктора Петровича.</w:t>
+        <w:t xml:space="preserve"> С двенадцати лет за одной партой. Потом разошлись: ты — в корпоративные юристы, с ипотекой и клиентами, которые не любят шума, я — к Быкову, в две комнаты у старого рынка. И встретились снова, когда посадили Виктора Петровича.</w:t>
       </w:r>
     </w:p>
     <w:p>
@@ -3218,7 +3218,7 @@
           <w:i w:val="0"/>
           <w:sz w:val="22"/>
         </w:rPr>
-        <w:t>«Мальчишка из адвокатской конторы с протекающим потолком». Он в жизни меня так не обнимал. А ты стояла рядом с Витей на руках и сказала, что крёстный у него — президент. Он хотел, чтобы это был сюрприз. Сюрприз получился: я чуть не уронил ребёнка.</w:t>
+        <w:t>«Мальчишка из московской конторы с протекающим потолком». Он в жизни меня так не обнимал. А ты стояла рядом с Витей на руках и сказала, что крёстный у него — президент. Он хотел, чтобы это был сюрприз. Сюрприз получился: я чуть не уронил ребёнка.</w:t>
       </w:r>
     </w:p>
     <w:p>
@@ -5028,7 +5028,7 @@
           <w:i w:val="0"/>
           <w:sz w:val="22"/>
         </w:rPr>
-        <w:t xml:space="preserve"> — 다리야와 올가의 무덤 앞에서, 죽음을 ‘판결’이 아닌 ‘감사’로 다시 읽는 료샤의 인용(장면 3). 시의 첫 행 «Не жалею, не зову, не плачу»는 곧바로 마리야의 입을 거쳐 파벨의 묘(장면 4)로 이어진다. 3부 9화에서 체포된 파벨이 수히노바를 통해 전한 “Я не жалею”가 료샤가 간직해 온 종이 뒷면에 적혀 있어, 시를 읽지 않았던 현실주의자 파벨이 “더 정확하게 말했다”는 료샤의 말로 울린다.</w:t>
+        <w:t xml:space="preserve"> — 한국어 해설: 다리야와 올가의 무덤 앞에서, 죽음을 ‘판결’이 아닌 ‘감사’로 다시 읽는 료샤의 인용(장면 3). 시의 첫 행 «Не жалею, не зову, не плачу»는 곧바로 마리야의 입을 거쳐 파벨의 묘(장면 4)로 이어진다. 3부 9화에서 체포된 파벨이 수히노바를 통해 전한 “Я не жалею”가 료샤가 간직해 온 종이 뒷면에 적혀 있어, 시를 읽지 않았던 현실주의자 파벨이 “더 정확하게 말했다”는 료샤의 말로 울린다.</w:t>
       </w:r>
     </w:p>
     <w:p>

--- a/러시아 인권변호사/9부/9부_6화_개인적_화해와_정리.docx
+++ b/러시아 인권변호사/9부/9부_6화_개인적_화해와_정리.docx
@@ -5005,11 +5005,1024 @@
           <w:color w:val="1F3864"/>
           <w:sz w:val="26"/>
         </w:rPr>
-        <w:t>핵심 문학 인용</w:t>
+        <w:t>장면 7 — 같은 저녁, 부엌 — 펠메니 빚기와 옛 사진첩</w:t>
       </w:r>
     </w:p>
     <w:p>
       <w:pPr>
+        <w:spacing w:before="0" w:after="110" w:line="300" w:lineRule="auto"/>
+      </w:pPr>
+      <w:r>
+        <w:rPr>
+          <w:rFonts w:ascii="Times New Roman" w:hAnsi="Times New Roman" w:eastAsia="Malgun Gothic"/>
+          <w:b w:val="0"/>
+          <w:i/>
+          <w:color w:val="555555"/>
+          <w:sz w:val="22"/>
+        </w:rPr>
+        <w:t>(После ужина. Анна достаёт доску, скалку и миску с фаршем. На подоконнике — старый фотоальбом в бархатной обложке. Под окном, у подъезда, стоит машина охраны.)</w:t>
+      </w:r>
+    </w:p>
+    <w:p>
+      <w:pPr>
+        <w:spacing w:before="0" w:after="110" w:line="300" w:lineRule="auto"/>
+      </w:pPr>
+      <w:r>
+        <w:rPr>
+          <w:rFonts w:ascii="Times New Roman" w:hAnsi="Times New Roman" w:eastAsia="Malgun Gothic"/>
+          <w:b/>
+          <w:i w:val="0"/>
+          <w:sz w:val="22"/>
+        </w:rPr>
+        <w:t xml:space="preserve">Анна: </w:t>
+      </w:r>
+      <w:r>
+        <w:rPr>
+          <w:rFonts w:ascii="Times New Roman" w:hAnsi="Times New Roman" w:eastAsia="Malgun Gothic"/>
+          <w:b w:val="0"/>
+          <w:i w:val="0"/>
+          <w:sz w:val="22"/>
+        </w:rPr>
+        <w:t>Раз наелся — мой руки. Пельмени лепить будем.</w:t>
+      </w:r>
+    </w:p>
+    <w:p>
+      <w:pPr>
+        <w:spacing w:before="0" w:after="110" w:line="300" w:lineRule="auto"/>
+      </w:pPr>
+      <w:r>
+        <w:rPr>
+          <w:rFonts w:ascii="Times New Roman" w:hAnsi="Times New Roman" w:eastAsia="Malgun Gothic"/>
+          <w:b/>
+          <w:i w:val="0"/>
+          <w:sz w:val="22"/>
+        </w:rPr>
+        <w:t xml:space="preserve">Лёша: </w:t>
+      </w:r>
+      <w:r>
+        <w:rPr>
+          <w:rFonts w:ascii="Times New Roman" w:hAnsi="Times New Roman" w:eastAsia="Malgun Gothic"/>
+          <w:b w:val="0"/>
+          <w:i w:val="0"/>
+          <w:sz w:val="22"/>
+        </w:rPr>
+        <w:t>Сейчас? Мам, десятый час.</w:t>
+      </w:r>
+    </w:p>
+    <w:p>
+      <w:pPr>
+        <w:spacing w:before="0" w:after="110" w:line="300" w:lineRule="auto"/>
+      </w:pPr>
+      <w:r>
+        <w:rPr>
+          <w:rFonts w:ascii="Times New Roman" w:hAnsi="Times New Roman" w:eastAsia="Malgun Gothic"/>
+          <w:b/>
+          <w:i w:val="0"/>
+          <w:sz w:val="22"/>
+        </w:rPr>
+        <w:t xml:space="preserve">Анна: </w:t>
+      </w:r>
+      <w:r>
+        <w:rPr>
+          <w:rFonts w:ascii="Times New Roman" w:hAnsi="Times New Roman" w:eastAsia="Malgun Gothic"/>
+          <w:b w:val="0"/>
+          <w:i w:val="0"/>
+          <w:sz w:val="22"/>
+        </w:rPr>
+        <w:t>А когда? Маша с Витей на Новый год придут — что я им, магазинные поставлю? Налепим сегодня, заморожу.</w:t>
+      </w:r>
+    </w:p>
+    <w:p>
+      <w:pPr>
+        <w:spacing w:before="0" w:after="110" w:line="300" w:lineRule="auto"/>
+      </w:pPr>
+      <w:r>
+        <w:rPr>
+          <w:rFonts w:ascii="Times New Roman" w:hAnsi="Times New Roman" w:eastAsia="Malgun Gothic"/>
+          <w:b/>
+          <w:i w:val="0"/>
+          <w:sz w:val="22"/>
+        </w:rPr>
+        <w:t xml:space="preserve">Лёша: </w:t>
+      </w:r>
+      <w:r>
+        <w:rPr>
+          <w:rFonts w:ascii="Times New Roman" w:hAnsi="Times New Roman" w:eastAsia="Malgun Gothic"/>
+          <w:b w:val="0"/>
+          <w:i w:val="0"/>
+          <w:sz w:val="22"/>
+        </w:rPr>
+        <w:t>Ладно. Только я уже не помню, как их лепить.</w:t>
+      </w:r>
+    </w:p>
+    <w:p>
+      <w:pPr>
+        <w:spacing w:before="0" w:after="110" w:line="300" w:lineRule="auto"/>
+      </w:pPr>
+      <w:r>
+        <w:rPr>
+          <w:rFonts w:ascii="Times New Roman" w:hAnsi="Times New Roman" w:eastAsia="Malgun Gothic"/>
+          <w:b/>
+          <w:i w:val="0"/>
+          <w:sz w:val="22"/>
+        </w:rPr>
+        <w:t xml:space="preserve">Анна: </w:t>
+      </w:r>
+      <w:r>
+        <w:rPr>
+          <w:rFonts w:ascii="Times New Roman" w:hAnsi="Times New Roman" w:eastAsia="Malgun Gothic"/>
+          <w:b w:val="0"/>
+          <w:i w:val="0"/>
+          <w:sz w:val="22"/>
+        </w:rPr>
+        <w:t>Вспомнишь. Руки помнят. Смотри: кружок, ложку фарша — не больше, а то порвётся. Защипываешь, потом уголки вместе.</w:t>
+      </w:r>
+    </w:p>
+    <w:p>
+      <w:pPr>
+        <w:spacing w:before="0" w:after="110" w:line="300" w:lineRule="auto"/>
+      </w:pPr>
+      <w:r>
+        <w:rPr>
+          <w:rFonts w:ascii="Times New Roman" w:hAnsi="Times New Roman" w:eastAsia="Malgun Gothic"/>
+          <w:b/>
+          <w:i w:val="0"/>
+          <w:sz w:val="22"/>
+        </w:rPr>
+        <w:t xml:space="preserve">Лёша: </w:t>
+      </w:r>
+      <w:r>
+        <w:rPr>
+          <w:rFonts w:ascii="Times New Roman" w:hAnsi="Times New Roman" w:eastAsia="Malgun Gothic"/>
+          <w:b w:val="0"/>
+          <w:i/>
+          <w:color w:val="555555"/>
+          <w:sz w:val="22"/>
+        </w:rPr>
+        <w:t>(лепит)</w:t>
+      </w:r>
+      <w:r>
+        <w:rPr>
+          <w:rFonts w:ascii="Times New Roman" w:hAnsi="Times New Roman" w:eastAsia="Malgun Gothic"/>
+          <w:b w:val="0"/>
+          <w:i w:val="0"/>
+          <w:sz w:val="22"/>
+        </w:rPr>
+        <w:t xml:space="preserve"> Так?</w:t>
+      </w:r>
+    </w:p>
+    <w:p>
+      <w:pPr>
+        <w:spacing w:before="0" w:after="110" w:line="300" w:lineRule="auto"/>
+      </w:pPr>
+      <w:r>
+        <w:rPr>
+          <w:rFonts w:ascii="Times New Roman" w:hAnsi="Times New Roman" w:eastAsia="Malgun Gothic"/>
+          <w:b/>
+          <w:i w:val="0"/>
+          <w:sz w:val="22"/>
+        </w:rPr>
+        <w:t xml:space="preserve">Анна: </w:t>
+      </w:r>
+      <w:r>
+        <w:rPr>
+          <w:rFonts w:ascii="Times New Roman" w:hAnsi="Times New Roman" w:eastAsia="Malgun Gothic"/>
+          <w:b w:val="0"/>
+          <w:i w:val="0"/>
+          <w:sz w:val="22"/>
+        </w:rPr>
+        <w:t>Это не пельмень, это вареник какой-то. Край потоньше прижимай. Совсем разучился в своей Москве.</w:t>
+      </w:r>
+    </w:p>
+    <w:p>
+      <w:pPr>
+        <w:spacing w:before="0" w:after="110" w:line="300" w:lineRule="auto"/>
+      </w:pPr>
+      <w:r>
+        <w:rPr>
+          <w:rFonts w:ascii="Times New Roman" w:hAnsi="Times New Roman" w:eastAsia="Malgun Gothic"/>
+          <w:b/>
+          <w:i w:val="0"/>
+          <w:sz w:val="22"/>
+        </w:rPr>
+        <w:t xml:space="preserve">Лёша: </w:t>
+      </w:r>
+      <w:r>
+        <w:rPr>
+          <w:rFonts w:ascii="Times New Roman" w:hAnsi="Times New Roman" w:eastAsia="Malgun Gothic"/>
+          <w:b w:val="0"/>
+          <w:i w:val="0"/>
+          <w:sz w:val="22"/>
+        </w:rPr>
+        <w:t>В Москве мне пельмени никто не доверяет.</w:t>
+      </w:r>
+    </w:p>
+    <w:p>
+      <w:pPr>
+        <w:spacing w:before="0" w:after="110" w:line="300" w:lineRule="auto"/>
+      </w:pPr>
+      <w:r>
+        <w:rPr>
+          <w:rFonts w:ascii="Times New Roman" w:hAnsi="Times New Roman" w:eastAsia="Malgun Gothic"/>
+          <w:b/>
+          <w:i w:val="0"/>
+          <w:sz w:val="22"/>
+        </w:rPr>
+        <w:t xml:space="preserve">Анна: </w:t>
+      </w:r>
+      <w:r>
+        <w:rPr>
+          <w:rFonts w:ascii="Times New Roman" w:hAnsi="Times New Roman" w:eastAsia="Malgun Gothic"/>
+          <w:b w:val="0"/>
+          <w:i w:val="0"/>
+          <w:sz w:val="22"/>
+        </w:rPr>
+        <w:t>И правильно делают. У тебя мука на носу. Нет, левее. Ну вот, размазал.</w:t>
+      </w:r>
+    </w:p>
+    <w:p>
+      <w:pPr>
+        <w:spacing w:before="0" w:after="110" w:line="300" w:lineRule="auto"/>
+      </w:pPr>
+      <w:r>
+        <w:rPr>
+          <w:rFonts w:ascii="Times New Roman" w:hAnsi="Times New Roman" w:eastAsia="Malgun Gothic"/>
+          <w:b/>
+          <w:i w:val="0"/>
+          <w:sz w:val="22"/>
+        </w:rPr>
+        <w:t xml:space="preserve">Лёша: </w:t>
+      </w:r>
+      <w:r>
+        <w:rPr>
+          <w:rFonts w:ascii="Times New Roman" w:hAnsi="Times New Roman" w:eastAsia="Malgun Gothic"/>
+          <w:b w:val="0"/>
+          <w:i/>
+          <w:color w:val="555555"/>
+          <w:sz w:val="22"/>
+        </w:rPr>
+        <w:t>(вытирая нос плечом)</w:t>
+      </w:r>
+      <w:r>
+        <w:rPr>
+          <w:rFonts w:ascii="Times New Roman" w:hAnsi="Times New Roman" w:eastAsia="Malgun Gothic"/>
+          <w:b w:val="0"/>
+          <w:i w:val="0"/>
+          <w:sz w:val="22"/>
+        </w:rPr>
+        <w:t xml:space="preserve"> Мам, а ребятам в машине чаю отнести?</w:t>
+      </w:r>
+    </w:p>
+    <w:p>
+      <w:pPr>
+        <w:spacing w:before="0" w:after="110" w:line="300" w:lineRule="auto"/>
+      </w:pPr>
+      <w:r>
+        <w:rPr>
+          <w:rFonts w:ascii="Times New Roman" w:hAnsi="Times New Roman" w:eastAsia="Malgun Gothic"/>
+          <w:b/>
+          <w:i w:val="0"/>
+          <w:sz w:val="22"/>
+        </w:rPr>
+        <w:t xml:space="preserve">Анна: </w:t>
+      </w:r>
+      <w:r>
+        <w:rPr>
+          <w:rFonts w:ascii="Times New Roman" w:hAnsi="Times New Roman" w:eastAsia="Malgun Gothic"/>
+          <w:b w:val="0"/>
+          <w:i w:val="0"/>
+          <w:sz w:val="22"/>
+        </w:rPr>
+        <w:t xml:space="preserve">Я уж два раза выходила. Не берут — не положено им. Оставила термос на лавочке у подъезда. Замёрзнут — сами возьмут. </w:t>
+      </w:r>
+      <w:r>
+        <w:rPr>
+          <w:rFonts w:ascii="Times New Roman" w:hAnsi="Times New Roman" w:eastAsia="Malgun Gothic"/>
+          <w:b w:val="0"/>
+          <w:i/>
+          <w:color w:val="555555"/>
+          <w:sz w:val="22"/>
+        </w:rPr>
+        <w:t>(Прислушивается.)</w:t>
+      </w:r>
+      <w:r>
+        <w:rPr>
+          <w:rFonts w:ascii="Times New Roman" w:hAnsi="Times New Roman" w:eastAsia="Malgun Gothic"/>
+          <w:b w:val="0"/>
+          <w:i w:val="0"/>
+          <w:sz w:val="22"/>
+        </w:rPr>
+        <w:t xml:space="preserve"> Слышишь? Опять капает.</w:t>
+      </w:r>
+    </w:p>
+    <w:p>
+      <w:pPr>
+        <w:spacing w:before="0" w:after="110" w:line="300" w:lineRule="auto"/>
+      </w:pPr>
+      <w:r>
+        <w:rPr>
+          <w:rFonts w:ascii="Times New Roman" w:hAnsi="Times New Roman" w:eastAsia="Malgun Gothic"/>
+          <w:b/>
+          <w:i w:val="0"/>
+          <w:sz w:val="22"/>
+        </w:rPr>
+        <w:t xml:space="preserve">Лёша: </w:t>
+      </w:r>
+      <w:r>
+        <w:rPr>
+          <w:rFonts w:ascii="Times New Roman" w:hAnsi="Times New Roman" w:eastAsia="Malgun Gothic"/>
+          <w:b w:val="0"/>
+          <w:i w:val="0"/>
+          <w:sz w:val="22"/>
+        </w:rPr>
+        <w:t>Кран?</w:t>
+      </w:r>
+    </w:p>
+    <w:p>
+      <w:pPr>
+        <w:spacing w:before="0" w:after="110" w:line="300" w:lineRule="auto"/>
+      </w:pPr>
+      <w:r>
+        <w:rPr>
+          <w:rFonts w:ascii="Times New Roman" w:hAnsi="Times New Roman" w:eastAsia="Malgun Gothic"/>
+          <w:b/>
+          <w:i w:val="0"/>
+          <w:sz w:val="22"/>
+        </w:rPr>
+        <w:t xml:space="preserve">Анна: </w:t>
+      </w:r>
+      <w:r>
+        <w:rPr>
+          <w:rFonts w:ascii="Times New Roman" w:hAnsi="Times New Roman" w:eastAsia="Malgun Gothic"/>
+          <w:b w:val="0"/>
+          <w:i w:val="0"/>
+          <w:sz w:val="22"/>
+        </w:rPr>
+        <w:t>Кран. Сантехник обещал прийти в четверг. Третий четверг уже.</w:t>
+      </w:r>
+    </w:p>
+    <w:p>
+      <w:pPr>
+        <w:spacing w:before="0" w:after="110" w:line="300" w:lineRule="auto"/>
+      </w:pPr>
+      <w:r>
+        <w:rPr>
+          <w:rFonts w:ascii="Times New Roman" w:hAnsi="Times New Roman" w:eastAsia="Malgun Gothic"/>
+          <w:b/>
+          <w:i w:val="0"/>
+          <w:sz w:val="22"/>
+        </w:rPr>
+        <w:t xml:space="preserve">Лёша: </w:t>
+      </w:r>
+      <w:r>
+        <w:rPr>
+          <w:rFonts w:ascii="Times New Roman" w:hAnsi="Times New Roman" w:eastAsia="Malgun Gothic"/>
+          <w:b w:val="0"/>
+          <w:i w:val="0"/>
+          <w:sz w:val="22"/>
+        </w:rPr>
+        <w:t>Давай я посмотрю. Прокладку поменять — пять минут.</w:t>
+      </w:r>
+    </w:p>
+    <w:p>
+      <w:pPr>
+        <w:spacing w:before="0" w:after="110" w:line="300" w:lineRule="auto"/>
+      </w:pPr>
+      <w:r>
+        <w:rPr>
+          <w:rFonts w:ascii="Times New Roman" w:hAnsi="Times New Roman" w:eastAsia="Malgun Gothic"/>
+          <w:b/>
+          <w:i w:val="0"/>
+          <w:sz w:val="22"/>
+        </w:rPr>
+        <w:t xml:space="preserve">Анна: </w:t>
+      </w:r>
+      <w:r>
+        <w:rPr>
+          <w:rFonts w:ascii="Times New Roman" w:hAnsi="Times New Roman" w:eastAsia="Malgun Gothic"/>
+          <w:b w:val="0"/>
+          <w:i w:val="0"/>
+          <w:sz w:val="22"/>
+        </w:rPr>
+        <w:t>Сиди. Ты в последний раз кран чинил — соседей снизу залил.</w:t>
+      </w:r>
+    </w:p>
+    <w:p>
+      <w:pPr>
+        <w:spacing w:before="0" w:after="110" w:line="300" w:lineRule="auto"/>
+      </w:pPr>
+      <w:r>
+        <w:rPr>
+          <w:rFonts w:ascii="Times New Roman" w:hAnsi="Times New Roman" w:eastAsia="Malgun Gothic"/>
+          <w:b/>
+          <w:i w:val="0"/>
+          <w:sz w:val="22"/>
+        </w:rPr>
+        <w:t xml:space="preserve">Лёша: </w:t>
+      </w:r>
+      <w:r>
+        <w:rPr>
+          <w:rFonts w:ascii="Times New Roman" w:hAnsi="Times New Roman" w:eastAsia="Malgun Gothic"/>
+          <w:b w:val="0"/>
+          <w:i w:val="0"/>
+          <w:sz w:val="22"/>
+        </w:rPr>
+        <w:t>Мам, это было при царе Горохе!</w:t>
+      </w:r>
+    </w:p>
+    <w:p>
+      <w:pPr>
+        <w:spacing w:before="0" w:after="110" w:line="300" w:lineRule="auto"/>
+      </w:pPr>
+      <w:r>
+        <w:rPr>
+          <w:rFonts w:ascii="Times New Roman" w:hAnsi="Times New Roman" w:eastAsia="Malgun Gothic"/>
+          <w:b/>
+          <w:i w:val="0"/>
+          <w:sz w:val="22"/>
+        </w:rPr>
+        <w:t xml:space="preserve">Анна: </w:t>
+      </w:r>
+      <w:r>
+        <w:rPr>
+          <w:rFonts w:ascii="Times New Roman" w:hAnsi="Times New Roman" w:eastAsia="Malgun Gothic"/>
+          <w:b w:val="0"/>
+          <w:i w:val="0"/>
+          <w:sz w:val="22"/>
+        </w:rPr>
+        <w:t>А соседи до сих пор помнят.</w:t>
+      </w:r>
+    </w:p>
+    <w:p>
+      <w:pPr>
+        <w:spacing w:before="0" w:after="110" w:line="300" w:lineRule="auto"/>
+      </w:pPr>
+      <w:r>
+        <w:rPr>
+          <w:rFonts w:ascii="Times New Roman" w:hAnsi="Times New Roman" w:eastAsia="Malgun Gothic"/>
+          <w:b/>
+          <w:i w:val="0"/>
+          <w:sz w:val="22"/>
+        </w:rPr>
+        <w:t xml:space="preserve">Лёша: </w:t>
+      </w:r>
+      <w:r>
+        <w:rPr>
+          <w:rFonts w:ascii="Times New Roman" w:hAnsi="Times New Roman" w:eastAsia="Malgun Gothic"/>
+          <w:b w:val="0"/>
+          <w:i w:val="0"/>
+          <w:sz w:val="22"/>
+        </w:rPr>
+        <w:t>Ну давай я хоть позвоню ему.</w:t>
+      </w:r>
+    </w:p>
+    <w:p>
+      <w:pPr>
+        <w:spacing w:before="0" w:after="110" w:line="300" w:lineRule="auto"/>
+      </w:pPr>
+      <w:r>
+        <w:rPr>
+          <w:rFonts w:ascii="Times New Roman" w:hAnsi="Times New Roman" w:eastAsia="Malgun Gothic"/>
+          <w:b/>
+          <w:i w:val="0"/>
+          <w:sz w:val="22"/>
+        </w:rPr>
+        <w:t xml:space="preserve">Анна: </w:t>
+      </w:r>
+      <w:r>
+        <w:rPr>
+          <w:rFonts w:ascii="Times New Roman" w:hAnsi="Times New Roman" w:eastAsia="Malgun Gothic"/>
+          <w:b w:val="0"/>
+          <w:i w:val="0"/>
+          <w:sz w:val="22"/>
+        </w:rPr>
+        <w:t>Ещё не хватало. Президент звонит сантехнику. Он от страха вообще не придёт.</w:t>
+      </w:r>
+    </w:p>
+    <w:p>
+      <w:pPr>
+        <w:spacing w:before="0" w:after="110" w:line="300" w:lineRule="auto"/>
+      </w:pPr>
+      <w:r>
+        <w:rPr>
+          <w:rFonts w:ascii="Times New Roman" w:hAnsi="Times New Roman" w:eastAsia="Malgun Gothic"/>
+          <w:b/>
+          <w:i w:val="0"/>
+          <w:sz w:val="22"/>
+        </w:rPr>
+        <w:t xml:space="preserve">Лёша: </w:t>
+      </w:r>
+      <w:r>
+        <w:rPr>
+          <w:rFonts w:ascii="Times New Roman" w:hAnsi="Times New Roman" w:eastAsia="Malgun Gothic"/>
+          <w:b w:val="0"/>
+          <w:i w:val="0"/>
+          <w:sz w:val="22"/>
+        </w:rPr>
+        <w:t>Ладно. Сама так сама.</w:t>
+      </w:r>
+    </w:p>
+    <w:p>
+      <w:pPr>
+        <w:spacing w:before="0" w:after="110" w:line="300" w:lineRule="auto"/>
+      </w:pPr>
+      <w:r>
+        <w:rPr>
+          <w:rFonts w:ascii="Times New Roman" w:hAnsi="Times New Roman" w:eastAsia="Malgun Gothic"/>
+          <w:b/>
+          <w:i w:val="0"/>
+          <w:sz w:val="22"/>
+        </w:rPr>
+        <w:t xml:space="preserve">Лёша: </w:t>
+      </w:r>
+      <w:r>
+        <w:rPr>
+          <w:rFonts w:ascii="Times New Roman" w:hAnsi="Times New Roman" w:eastAsia="Malgun Gothic"/>
+          <w:b w:val="0"/>
+          <w:i/>
+          <w:color w:val="555555"/>
+          <w:sz w:val="22"/>
+        </w:rPr>
+        <w:t>(кивая на подоконник)</w:t>
+      </w:r>
+      <w:r>
+        <w:rPr>
+          <w:rFonts w:ascii="Times New Roman" w:hAnsi="Times New Roman" w:eastAsia="Malgun Gothic"/>
+          <w:b w:val="0"/>
+          <w:i w:val="0"/>
+          <w:sz w:val="22"/>
+        </w:rPr>
+        <w:t xml:space="preserve"> Это что, тот самый альбом?</w:t>
+      </w:r>
+    </w:p>
+    <w:p>
+      <w:pPr>
+        <w:spacing w:before="0" w:after="110" w:line="300" w:lineRule="auto"/>
+      </w:pPr>
+      <w:r>
+        <w:rPr>
+          <w:rFonts w:ascii="Times New Roman" w:hAnsi="Times New Roman" w:eastAsia="Malgun Gothic"/>
+          <w:b/>
+          <w:i w:val="0"/>
+          <w:sz w:val="22"/>
+        </w:rPr>
+        <w:t xml:space="preserve">Анна: </w:t>
+      </w:r>
+      <w:r>
+        <w:rPr>
+          <w:rFonts w:ascii="Times New Roman" w:hAnsi="Times New Roman" w:eastAsia="Malgun Gothic"/>
+          <w:b w:val="0"/>
+          <w:i w:val="0"/>
+          <w:sz w:val="22"/>
+        </w:rPr>
+        <w:t>Тот самый. Вчера достала, пока тебя ждала. Руки вытри сначала, а то всё мукой перепачкаешь.</w:t>
+      </w:r>
+    </w:p>
+    <w:p>
+      <w:pPr>
+        <w:spacing w:before="0" w:after="110" w:line="300" w:lineRule="auto"/>
+      </w:pPr>
+      <w:r>
+        <w:rPr>
+          <w:rFonts w:ascii="Times New Roman" w:hAnsi="Times New Roman" w:eastAsia="Malgun Gothic"/>
+          <w:b/>
+          <w:i w:val="0"/>
+          <w:sz w:val="22"/>
+        </w:rPr>
+        <w:t xml:space="preserve">Лёша: </w:t>
+      </w:r>
+      <w:r>
+        <w:rPr>
+          <w:rFonts w:ascii="Times New Roman" w:hAnsi="Times New Roman" w:eastAsia="Malgun Gothic"/>
+          <w:b w:val="0"/>
+          <w:i/>
+          <w:color w:val="555555"/>
+          <w:sz w:val="22"/>
+        </w:rPr>
+        <w:t>(листает)</w:t>
+      </w:r>
+      <w:r>
+        <w:rPr>
+          <w:rFonts w:ascii="Times New Roman" w:hAnsi="Times New Roman" w:eastAsia="Malgun Gothic"/>
+          <w:b w:val="0"/>
+          <w:i w:val="0"/>
+          <w:sz w:val="22"/>
+        </w:rPr>
+        <w:t xml:space="preserve"> Ого. Это я?</w:t>
+      </w:r>
+    </w:p>
+    <w:p>
+      <w:pPr>
+        <w:spacing w:before="0" w:after="110" w:line="300" w:lineRule="auto"/>
+      </w:pPr>
+      <w:r>
+        <w:rPr>
+          <w:rFonts w:ascii="Times New Roman" w:hAnsi="Times New Roman" w:eastAsia="Malgun Gothic"/>
+          <w:b/>
+          <w:i w:val="0"/>
+          <w:sz w:val="22"/>
+        </w:rPr>
+        <w:t xml:space="preserve">Анна: </w:t>
+      </w:r>
+      <w:r>
+        <w:rPr>
+          <w:rFonts w:ascii="Times New Roman" w:hAnsi="Times New Roman" w:eastAsia="Malgun Gothic"/>
+          <w:b w:val="0"/>
+          <w:i w:val="0"/>
+          <w:sz w:val="22"/>
+        </w:rPr>
+        <w:t>Ты. Первое сентября. Букет больше тебя. Ревел всю дорогу, в школу не хотел. А вот папа. В той самой кепке — здесь она ещё новая.</w:t>
+      </w:r>
+    </w:p>
+    <w:p>
+      <w:pPr>
+        <w:spacing w:before="0" w:after="110" w:line="300" w:lineRule="auto"/>
+      </w:pPr>
+      <w:r>
+        <w:rPr>
+          <w:rFonts w:ascii="Times New Roman" w:hAnsi="Times New Roman" w:eastAsia="Malgun Gothic"/>
+          <w:b/>
+          <w:i w:val="0"/>
+          <w:sz w:val="22"/>
+        </w:rPr>
+        <w:t xml:space="preserve">Лёша: </w:t>
+      </w:r>
+      <w:r>
+        <w:rPr>
+          <w:rFonts w:ascii="Times New Roman" w:hAnsi="Times New Roman" w:eastAsia="Malgun Gothic"/>
+          <w:b w:val="0"/>
+          <w:i w:val="0"/>
+          <w:sz w:val="22"/>
+        </w:rPr>
+        <w:t>Серьёзный он тут. Как на доске почёта.</w:t>
+      </w:r>
+    </w:p>
+    <w:p>
+      <w:pPr>
+        <w:spacing w:before="0" w:after="110" w:line="300" w:lineRule="auto"/>
+      </w:pPr>
+      <w:r>
+        <w:rPr>
+          <w:rFonts w:ascii="Times New Roman" w:hAnsi="Times New Roman" w:eastAsia="Malgun Gothic"/>
+          <w:b/>
+          <w:i w:val="0"/>
+          <w:sz w:val="22"/>
+        </w:rPr>
+        <w:t xml:space="preserve">Анна: </w:t>
+      </w:r>
+      <w:r>
+        <w:rPr>
+          <w:rFonts w:ascii="Times New Roman" w:hAnsi="Times New Roman" w:eastAsia="Malgun Gothic"/>
+          <w:b w:val="0"/>
+          <w:i w:val="0"/>
+          <w:sz w:val="22"/>
+        </w:rPr>
+        <w:t>Он всегда так снимался. Я ему: «Коля, улыбнись». А он: «Не на свадьбе».</w:t>
+      </w:r>
+    </w:p>
+    <w:p>
+      <w:pPr>
+        <w:spacing w:before="0" w:after="110" w:line="300" w:lineRule="auto"/>
+      </w:pPr>
+      <w:r>
+        <w:rPr>
+          <w:rFonts w:ascii="Times New Roman" w:hAnsi="Times New Roman" w:eastAsia="Malgun Gothic"/>
+          <w:b/>
+          <w:i w:val="0"/>
+          <w:sz w:val="22"/>
+        </w:rPr>
+        <w:t xml:space="preserve">Лёша: </w:t>
+      </w:r>
+      <w:r>
+        <w:rPr>
+          <w:rFonts w:ascii="Times New Roman" w:hAnsi="Times New Roman" w:eastAsia="Malgun Gothic"/>
+          <w:b w:val="0"/>
+          <w:i/>
+          <w:color w:val="555555"/>
+          <w:sz w:val="22"/>
+        </w:rPr>
+        <w:t>(перевернув страницу, тише)</w:t>
+      </w:r>
+      <w:r>
+        <w:rPr>
+          <w:rFonts w:ascii="Times New Roman" w:hAnsi="Times New Roman" w:eastAsia="Malgun Gothic"/>
+          <w:b w:val="0"/>
+          <w:i w:val="0"/>
+          <w:sz w:val="22"/>
+        </w:rPr>
+        <w:t xml:space="preserve"> А это Паша. Щёки в креме.</w:t>
+      </w:r>
+    </w:p>
+    <w:p>
+      <w:pPr>
+        <w:spacing w:before="0" w:after="110" w:line="300" w:lineRule="auto"/>
+      </w:pPr>
+      <w:r>
+        <w:rPr>
+          <w:rFonts w:ascii="Times New Roman" w:hAnsi="Times New Roman" w:eastAsia="Malgun Gothic"/>
+          <w:b/>
+          <w:i w:val="0"/>
+          <w:sz w:val="22"/>
+        </w:rPr>
+        <w:t xml:space="preserve">Анна: </w:t>
+      </w:r>
+      <w:r>
+        <w:rPr>
+          <w:rFonts w:ascii="Times New Roman" w:hAnsi="Times New Roman" w:eastAsia="Malgun Gothic"/>
+          <w:b w:val="0"/>
+          <w:i w:val="0"/>
+          <w:sz w:val="22"/>
+        </w:rPr>
+        <w:t xml:space="preserve">Твой день рождения. Весь торт на нём был, а не в нём. </w:t>
+      </w:r>
+      <w:r>
+        <w:rPr>
+          <w:rFonts w:ascii="Times New Roman" w:hAnsi="Times New Roman" w:eastAsia="Malgun Gothic"/>
+          <w:b w:val="0"/>
+          <w:i/>
+          <w:color w:val="555555"/>
+          <w:sz w:val="22"/>
+        </w:rPr>
+        <w:t>(Пауза.)</w:t>
+      </w:r>
+      <w:r>
+        <w:rPr>
+          <w:rFonts w:ascii="Times New Roman" w:hAnsi="Times New Roman" w:eastAsia="Malgun Gothic"/>
+          <w:b w:val="0"/>
+          <w:i w:val="0"/>
+          <w:sz w:val="22"/>
+        </w:rPr>
+        <w:t xml:space="preserve"> Возьми эту карточку Вите. Пусть видит, каким папа был маленьким.</w:t>
+      </w:r>
+    </w:p>
+    <w:p>
+      <w:pPr>
+        <w:spacing w:before="0" w:after="110" w:line="300" w:lineRule="auto"/>
+      </w:pPr>
+      <w:r>
+        <w:rPr>
+          <w:rFonts w:ascii="Times New Roman" w:hAnsi="Times New Roman" w:eastAsia="Malgun Gothic"/>
+          <w:b/>
+          <w:i w:val="0"/>
+          <w:sz w:val="22"/>
+        </w:rPr>
+        <w:t xml:space="preserve">Лёша: </w:t>
+      </w:r>
+      <w:r>
+        <w:rPr>
+          <w:rFonts w:ascii="Times New Roman" w:hAnsi="Times New Roman" w:eastAsia="Malgun Gothic"/>
+          <w:b w:val="0"/>
+          <w:i w:val="0"/>
+          <w:sz w:val="22"/>
+        </w:rPr>
+        <w:t>Возьму. Спасибо, мам.</w:t>
+      </w:r>
+    </w:p>
+    <w:p>
+      <w:pPr>
+        <w:spacing w:before="0" w:after="110" w:line="300" w:lineRule="auto"/>
+      </w:pPr>
+      <w:r>
+        <w:rPr>
+          <w:rFonts w:ascii="Times New Roman" w:hAnsi="Times New Roman" w:eastAsia="Malgun Gothic"/>
+          <w:b/>
+          <w:i w:val="0"/>
+          <w:sz w:val="22"/>
+        </w:rPr>
+        <w:t xml:space="preserve">Анна: </w:t>
+      </w:r>
+      <w:r>
+        <w:rPr>
+          <w:rFonts w:ascii="Times New Roman" w:hAnsi="Times New Roman" w:eastAsia="Malgun Gothic"/>
+          <w:b w:val="0"/>
+          <w:i w:val="0"/>
+          <w:sz w:val="22"/>
+        </w:rPr>
+        <w:t>Всё, всё, закрывай, а то раскиснем оба. Фарш сам себя не слепит.</w:t>
+      </w:r>
+    </w:p>
+    <w:p>
+      <w:pPr>
+        <w:spacing w:before="0" w:after="110" w:line="300" w:lineRule="auto"/>
+      </w:pPr>
+      <w:r>
+        <w:rPr>
+          <w:rFonts w:ascii="Times New Roman" w:hAnsi="Times New Roman" w:eastAsia="Malgun Gothic"/>
+          <w:b/>
+          <w:i w:val="0"/>
+          <w:sz w:val="22"/>
+        </w:rPr>
+        <w:t xml:space="preserve">Лёша: </w:t>
+      </w:r>
+      <w:r>
+        <w:rPr>
+          <w:rFonts w:ascii="Times New Roman" w:hAnsi="Times New Roman" w:eastAsia="Malgun Gothic"/>
+          <w:b w:val="0"/>
+          <w:i/>
+          <w:color w:val="555555"/>
+          <w:sz w:val="22"/>
+        </w:rPr>
+        <w:t>(снова садясь за доску)</w:t>
+      </w:r>
+      <w:r>
+        <w:rPr>
+          <w:rFonts w:ascii="Times New Roman" w:hAnsi="Times New Roman" w:eastAsia="Malgun Gothic"/>
+          <w:b w:val="0"/>
+          <w:i w:val="0"/>
+          <w:sz w:val="22"/>
+        </w:rPr>
+        <w:t xml:space="preserve"> Мам, куда столько? Нас же четверо будет.</w:t>
+      </w:r>
+    </w:p>
+    <w:p>
+      <w:pPr>
+        <w:spacing w:before="0" w:after="110" w:line="300" w:lineRule="auto"/>
+      </w:pPr>
+      <w:r>
+        <w:rPr>
+          <w:rFonts w:ascii="Times New Roman" w:hAnsi="Times New Roman" w:eastAsia="Malgun Gothic"/>
+          <w:b/>
+          <w:i w:val="0"/>
+          <w:sz w:val="22"/>
+        </w:rPr>
+        <w:t xml:space="preserve">Анна: </w:t>
+      </w:r>
+      <w:r>
+        <w:rPr>
+          <w:rFonts w:ascii="Times New Roman" w:hAnsi="Times New Roman" w:eastAsia="Malgun Gothic"/>
+          <w:b w:val="0"/>
+          <w:i w:val="0"/>
+          <w:sz w:val="22"/>
+        </w:rPr>
+        <w:t>Пельменей много не бывает. Остальное заберёшь с собой. У тебя в холодильнике небось мышь повесилась.</w:t>
+      </w:r>
+    </w:p>
+    <w:p>
+      <w:pPr>
+        <w:spacing w:before="0" w:after="110" w:line="300" w:lineRule="auto"/>
+      </w:pPr>
+      <w:r>
+        <w:rPr>
+          <w:rFonts w:ascii="Times New Roman" w:hAnsi="Times New Roman" w:eastAsia="Malgun Gothic"/>
+          <w:b/>
+          <w:i w:val="0"/>
+          <w:sz w:val="22"/>
+        </w:rPr>
+        <w:t xml:space="preserve">Лёша: </w:t>
+      </w:r>
+      <w:r>
+        <w:rPr>
+          <w:rFonts w:ascii="Times New Roman" w:hAnsi="Times New Roman" w:eastAsia="Malgun Gothic"/>
+          <w:b w:val="0"/>
+          <w:i w:val="0"/>
+          <w:sz w:val="22"/>
+        </w:rPr>
+        <w:t>Не повесилась. Там кефир.</w:t>
+      </w:r>
+    </w:p>
+    <w:p>
+      <w:pPr>
+        <w:spacing w:before="0" w:after="110" w:line="300" w:lineRule="auto"/>
+      </w:pPr>
+      <w:r>
+        <w:rPr>
+          <w:rFonts w:ascii="Times New Roman" w:hAnsi="Times New Roman" w:eastAsia="Malgun Gothic"/>
+          <w:b/>
+          <w:i w:val="0"/>
+          <w:sz w:val="22"/>
+        </w:rPr>
+        <w:t xml:space="preserve">Анна: </w:t>
+      </w:r>
+      <w:r>
+        <w:rPr>
+          <w:rFonts w:ascii="Times New Roman" w:hAnsi="Times New Roman" w:eastAsia="Malgun Gothic"/>
+          <w:b w:val="0"/>
+          <w:i w:val="0"/>
+          <w:sz w:val="22"/>
+        </w:rPr>
+        <w:t>Один кефир. Вот именно. Ставь воду — десяток сварим на пробу. Лавровый лист в шкафчике слева.</w:t>
+      </w:r>
+    </w:p>
+    <w:p>
+      <w:pPr>
+        <w:spacing w:before="0" w:after="110" w:line="300" w:lineRule="auto"/>
+      </w:pPr>
+      <w:r>
+        <w:rPr>
+          <w:rFonts w:ascii="Times New Roman" w:hAnsi="Times New Roman" w:eastAsia="Malgun Gothic"/>
+          <w:b/>
+          <w:i w:val="0"/>
+          <w:sz w:val="22"/>
+        </w:rPr>
+        <w:t xml:space="preserve">Лёша: </w:t>
+      </w:r>
+      <w:r>
+        <w:rPr>
+          <w:rFonts w:ascii="Times New Roman" w:hAnsi="Times New Roman" w:eastAsia="Malgun Gothic"/>
+          <w:b w:val="0"/>
+          <w:i/>
+          <w:color w:val="555555"/>
+          <w:sz w:val="22"/>
+        </w:rPr>
+        <w:t>(открывая шкафчик)</w:t>
+      </w:r>
+      <w:r>
+        <w:rPr>
+          <w:rFonts w:ascii="Times New Roman" w:hAnsi="Times New Roman" w:eastAsia="Malgun Gothic"/>
+          <w:b w:val="0"/>
+          <w:i w:val="0"/>
+          <w:sz w:val="22"/>
+        </w:rPr>
+        <w:t xml:space="preserve"> Нашёл. Всё на тех же местах.</w:t>
+      </w:r>
+    </w:p>
+    <w:p>
+      <w:pPr>
+        <w:spacing w:before="0" w:after="110" w:line="300" w:lineRule="auto"/>
+      </w:pPr>
+      <w:r>
+        <w:rPr>
+          <w:rFonts w:ascii="Times New Roman" w:hAnsi="Times New Roman" w:eastAsia="Malgun Gothic"/>
+          <w:b/>
+          <w:i w:val="0"/>
+          <w:sz w:val="22"/>
+        </w:rPr>
+        <w:t xml:space="preserve">Анна: </w:t>
+      </w:r>
+      <w:r>
+        <w:rPr>
+          <w:rFonts w:ascii="Times New Roman" w:hAnsi="Times New Roman" w:eastAsia="Malgun Gothic"/>
+          <w:b w:val="0"/>
+          <w:i w:val="0"/>
+          <w:sz w:val="22"/>
+        </w:rPr>
+        <w:t>А куда ему деваться? Это ты у нас всё переставляешь. Вон, целую страну переставил.</w:t>
+      </w:r>
+    </w:p>
+    <w:p>
+      <w:pPr>
+        <w:spacing w:before="0" w:after="110" w:line="300" w:lineRule="auto"/>
+      </w:pPr>
+      <w:r>
+        <w:rPr>
+          <w:rFonts w:ascii="Times New Roman" w:hAnsi="Times New Roman" w:eastAsia="Malgun Gothic"/>
+          <w:b/>
+          <w:i w:val="0"/>
+          <w:sz w:val="22"/>
+        </w:rPr>
+        <w:t xml:space="preserve">Лёша: </w:t>
+      </w:r>
+      <w:r>
+        <w:rPr>
+          <w:rFonts w:ascii="Times New Roman" w:hAnsi="Times New Roman" w:eastAsia="Malgun Gothic"/>
+          <w:b w:val="0"/>
+          <w:i w:val="0"/>
+          <w:sz w:val="22"/>
+        </w:rPr>
+        <w:t>Не всю, мам.</w:t>
+      </w:r>
+    </w:p>
+    <w:p>
+      <w:pPr>
+        <w:spacing w:before="0" w:after="110" w:line="300" w:lineRule="auto"/>
+      </w:pPr>
+      <w:r>
+        <w:rPr>
+          <w:rFonts w:ascii="Times New Roman" w:hAnsi="Times New Roman" w:eastAsia="Malgun Gothic"/>
+          <w:b/>
+          <w:i w:val="0"/>
+          <w:sz w:val="22"/>
+        </w:rPr>
+        <w:t xml:space="preserve">Анна: </w:t>
+      </w:r>
+      <w:r>
+        <w:rPr>
+          <w:rFonts w:ascii="Times New Roman" w:hAnsi="Times New Roman" w:eastAsia="Malgun Gothic"/>
+          <w:b w:val="0"/>
+          <w:i w:val="0"/>
+          <w:sz w:val="22"/>
+        </w:rPr>
+        <w:t>Остальное Ирина доделает. Соль бросить не забудь.</w:t>
+      </w:r>
+    </w:p>
+    <w:p>
+      <w:pPr>
+        <w:keepNext/>
+        <w:spacing w:before="320" w:after="140"/>
+      </w:pPr>
+      <w:r>
+        <w:rPr>
+          <w:rFonts w:ascii="Times New Roman" w:hAnsi="Times New Roman" w:eastAsia="Malgun Gothic"/>
+          <w:b/>
+          <w:i w:val="0"/>
+          <w:color w:val="1F3864"/>
+          <w:sz w:val="26"/>
+        </w:rPr>
+        <w:t>핵심 문학 인용</w:t>
+      </w:r>
+    </w:p>
+    <w:p>
+      <w:pPr>
         <w:spacing w:before="0" w:after="120"/>
       </w:pPr>
       <w:r>
@@ -5029,6 +6042,183 @@
           <w:sz w:val="22"/>
         </w:rPr>
         <w:t xml:space="preserve"> — 한국어 해설: 다리야와 올가의 무덤 앞에서, 죽음을 ‘판결’이 아닌 ‘감사’로 다시 읽는 료샤의 인용(장면 3). 시의 첫 행 «Не жалею, не зову, не плачу»는 곧바로 마리야의 입을 거쳐 파벨의 묘(장면 4)로 이어진다. 3부 9화에서 체포된 파벨이 수히노바를 통해 전한 “Я не жалею”가 료샤가 간직해 온 종이 뒷면에 적혀 있어, 시를 읽지 않았던 현실주의자 파벨이 “더 정확하게 말했다”는 료샤의 말로 울린다.</w:t>
+      </w:r>
+    </w:p>
+    <w:p>
+      <w:pPr>
+        <w:keepNext/>
+        <w:spacing w:before="320" w:after="140"/>
+      </w:pPr>
+      <w:r>
+        <w:rPr>
+          <w:rFonts w:ascii="Times New Roman" w:hAnsi="Times New Roman" w:eastAsia="Malgun Gothic"/>
+          <w:b/>
+          <w:i w:val="0"/>
+          <w:color w:val="1F3864"/>
+          <w:sz w:val="26"/>
+        </w:rPr>
+        <w:t>생활 표현</w:t>
+      </w:r>
+    </w:p>
+    <w:p>
+      <w:pPr>
+        <w:spacing w:before="0" w:after="120"/>
+      </w:pPr>
+      <w:r>
+        <w:rPr>
+          <w:rFonts w:ascii="Times New Roman" w:hAnsi="Times New Roman" w:eastAsia="Malgun Gothic"/>
+          <w:b/>
+          <w:i w:val="0"/>
+          <w:sz w:val="22"/>
+        </w:rPr>
+        <w:t>«Руки помнят»</w:t>
+      </w:r>
+      <w:r>
+        <w:rPr>
+          <w:rFonts w:ascii="Times New Roman" w:hAnsi="Times New Roman" w:eastAsia="Malgun Gothic"/>
+          <w:b w:val="0"/>
+          <w:i w:val="0"/>
+          <w:sz w:val="22"/>
+        </w:rPr>
+        <w:t xml:space="preserve"> — 한국어 해설: “손이 기억해”. 오래 안 해 본 일도 몸이 저절로 기억한다며 격려하는 말. 펠메니 빚는 법을 잊었다는 료샤에게 어머니가. 장면 7.</w:t>
+      </w:r>
+    </w:p>
+    <w:p>
+      <w:pPr>
+        <w:spacing w:before="0" w:after="120"/>
+      </w:pPr>
+      <w:r>
+        <w:rPr>
+          <w:rFonts w:ascii="Times New Roman" w:hAnsi="Times New Roman" w:eastAsia="Malgun Gothic"/>
+          <w:b/>
+          <w:i w:val="0"/>
+          <w:sz w:val="22"/>
+        </w:rPr>
+        <w:t>«Фарш сам себя не слепит»</w:t>
+      </w:r>
+      <w:r>
+        <w:rPr>
+          <w:rFonts w:ascii="Times New Roman" w:hAnsi="Times New Roman" w:eastAsia="Malgun Gothic"/>
+          <w:b w:val="0"/>
+          <w:i w:val="0"/>
+          <w:sz w:val="22"/>
+        </w:rPr>
+        <w:t xml:space="preserve"> — 한국어 해설: “소가 저절로 빚어지진 않아”, 곧 “딴짓 말고 손 움직여”. «X сам себя не …» 틀은 일을 재촉하는 생활 농담(«Посуда сама себя не помоет»). 안나가 사진첩을 덮고 료샤를 다시 반죽 앞에 앉히며. 장면 7.</w:t>
+      </w:r>
+    </w:p>
+    <w:p>
+      <w:pPr>
+        <w:spacing w:before="0" w:after="120"/>
+      </w:pPr>
+      <w:r>
+        <w:rPr>
+          <w:rFonts w:ascii="Times New Roman" w:hAnsi="Times New Roman" w:eastAsia="Malgun Gothic"/>
+          <w:b/>
+          <w:i w:val="0"/>
+          <w:sz w:val="22"/>
+        </w:rPr>
+        <w:t>«Совсем разучился»</w:t>
+      </w:r>
+      <w:r>
+        <w:rPr>
+          <w:rFonts w:ascii="Times New Roman" w:hAnsi="Times New Roman" w:eastAsia="Malgun Gothic"/>
+          <w:b w:val="0"/>
+          <w:i w:val="0"/>
+          <w:sz w:val="22"/>
+        </w:rPr>
+        <w:t xml:space="preserve"> — 한국어 해설: “완전히 까먹었네, 솜씨가 다 죽었네”. разучиться는 “(하던 것을) 할 줄 모르게 되다”. 오래 안 해서 서툴러진 사람을 가족이 놀릴 때. 안나가 펠메니를 서툴게 빚는 료샤에게. 장면 7.</w:t>
+      </w:r>
+    </w:p>
+    <w:p>
+      <w:pPr>
+        <w:spacing w:before="0" w:after="120"/>
+      </w:pPr>
+      <w:r>
+        <w:rPr>
+          <w:rFonts w:ascii="Times New Roman" w:hAnsi="Times New Roman" w:eastAsia="Malgun Gothic"/>
+          <w:b/>
+          <w:i w:val="0"/>
+          <w:sz w:val="22"/>
+        </w:rPr>
+        <w:t>«Сама так сама»</w:t>
+      </w:r>
+      <w:r>
+        <w:rPr>
+          <w:rFonts w:ascii="Times New Roman" w:hAnsi="Times New Roman" w:eastAsia="Malgun Gothic"/>
+          <w:b w:val="0"/>
+          <w:i w:val="0"/>
+          <w:sz w:val="22"/>
+        </w:rPr>
+        <w:t xml:space="preserve"> — 한국어 해설: “네가 직접 하겠다면 그러시든가”. «X так X» 구조로 상대 고집에 두 손 드는 말(“가겠다면 가지 뭐” = «Пойдём так пойдём»). 료샤가 어머니에게. 장면 7.</w:t>
+      </w:r>
+    </w:p>
+    <w:p>
+      <w:pPr>
+        <w:spacing w:before="0" w:after="120"/>
+      </w:pPr>
+      <w:r>
+        <w:rPr>
+          <w:rFonts w:ascii="Times New Roman" w:hAnsi="Times New Roman" w:eastAsia="Malgun Gothic"/>
+          <w:b/>
+          <w:i w:val="0"/>
+          <w:sz w:val="22"/>
+        </w:rPr>
+        <w:t>«а то раскиснем оба»</w:t>
+      </w:r>
+      <w:r>
+        <w:rPr>
+          <w:rFonts w:ascii="Times New Roman" w:hAnsi="Times New Roman" w:eastAsia="Malgun Gothic"/>
+          <w:b w:val="0"/>
+          <w:i w:val="0"/>
+          <w:sz w:val="22"/>
+        </w:rPr>
+        <w:t xml:space="preserve"> — 한국어 해설: раскиснуть는 “흐물흐물해지다”에서 “마음이 약해져 울적해지다”. 슬픈 추억에 잠기려는 순간 분위기를 끊을 때 쓴다. 안나가 파벨의 어린 시절 사진을 덮으며. 장면 7.</w:t>
+      </w:r>
+    </w:p>
+    <w:p>
+      <w:pPr>
+        <w:spacing w:before="0" w:after="120"/>
+      </w:pPr>
+      <w:r>
+        <w:rPr>
+          <w:rFonts w:ascii="Times New Roman" w:hAnsi="Times New Roman" w:eastAsia="Malgun Gothic"/>
+          <w:b/>
+          <w:i w:val="0"/>
+          <w:sz w:val="22"/>
+        </w:rPr>
+        <w:t>«Пельменей много не бывает»</w:t>
+      </w:r>
+      <w:r>
+        <w:rPr>
+          <w:rFonts w:ascii="Times New Roman" w:hAnsi="Times New Roman" w:eastAsia="Malgun Gothic"/>
+          <w:b w:val="0"/>
+          <w:i w:val="0"/>
+          <w:sz w:val="22"/>
+        </w:rPr>
+        <w:t xml:space="preserve"> — 한국어 해설: “펠메니는 많아서 나쁠 게 없다”. «X много не бывает»는 “~는 아무리 많아도 좋다”는 생활 관용 틀(«Денег много не бывает»). 어머니가 넉넉히 만드는 이유를 댈 때. 장면 7.</w:t>
+      </w:r>
+    </w:p>
+    <w:p>
+      <w:pPr>
+        <w:spacing w:before="0" w:after="120"/>
+      </w:pPr>
+      <w:r>
+        <w:rPr>
+          <w:rFonts w:ascii="Times New Roman" w:hAnsi="Times New Roman" w:eastAsia="Malgun Gothic"/>
+          <w:b/>
+          <w:i w:val="0"/>
+          <w:sz w:val="22"/>
+        </w:rPr>
+        <w:t>«мышь повесилась»</w:t>
+      </w:r>
+      <w:r>
+        <w:rPr>
+          <w:rFonts w:ascii="Times New Roman" w:hAnsi="Times New Roman" w:eastAsia="Malgun Gothic"/>
+          <w:b w:val="0"/>
+          <w:i w:val="0"/>
+          <w:sz w:val="22"/>
+        </w:rPr>
+        <w:t xml:space="preserve"> — 한국어 해설: «в холодильнике мышь повесилась», 직역 “냉장고에서 쥐가 목을 맸다”, 곧 “냉장고가 텅 비었다”. 혼자 사는 자식을 놀리는 흔한 농담. 장면 7.</w:t>
       </w:r>
     </w:p>
     <w:p>
